--- a/3. MusicAndArts/1. CarnaticMusicPlusOthers/0. Books/SahajayogaBhajansAndNotes/0. Bhajans_WithWordToWordTranslations/5.3. SharanuGoriSongWithTranslation-AI-NotCorrrected.DOCX
+++ b/3. MusicAndArts/1. CarnaticMusicPlusOthers/0. Books/SahajayogaBhajansAndNotes/0. Bhajans_WithWordToWordTranslations/5.3. SharanuGoriSongWithTranslation-AI-NotCorrrected.DOCX
@@ -209,198 +209,595 @@
     </w:p>
     <w:p>
       <w:pPr>
+        <w:rPr/>
+      </w:pPr>
+      <w:r>
+        <w:rPr>
+          <w:rtl w:val="0"/>
+        </w:rPr>
+        <w:tab/>
+      </w:r>
+      <w:r>
         <w:rPr>
           <w:rFonts w:ascii="Gautami" w:cs="Gautami" w:eastAsia="Gautami" w:hAnsi="Gautami"/>
-        </w:rPr>
-      </w:pPr>
-      <w:r>
-        <w:rPr>
-          <w:rtl w:val="0"/>
-        </w:rPr>
-        <w:tab/>
-      </w:r>
+          <w:rtl w:val="0"/>
+        </w:rPr>
+        <w:t xml:space="preserve">For</w:t>
+      </w:r>
+      <w:r>
+        <w:rPr>
+          <w:rtl w:val="0"/>
+        </w:rPr>
+        <w:t xml:space="preserve"> the charanam – ‘mandabudhinai..’  use the second version of swaras</w:t>
+      </w:r>
+    </w:p>
+    <w:p>
+      <w:pPr>
+        <w:rPr/>
+      </w:pPr>
+      <w:r>
+        <w:rPr>
+          <w:rtl w:val="0"/>
+        </w:rPr>
+      </w:r>
+    </w:p>
+    <w:p>
+      <w:pPr>
+        <w:rPr/>
+      </w:pPr>
+      <w:r>
+        <w:rPr>
+          <w:rtl w:val="0"/>
+        </w:rPr>
+      </w:r>
+    </w:p>
+    <w:p>
+      <w:pPr>
+        <w:rPr/>
+      </w:pPr>
+      <w:r>
+        <w:rPr>
+          <w:rtl w:val="0"/>
+        </w:rPr>
+        <w:t xml:space="preserve">Higher: Padapanidapamapa MapamaDapamaGa3Ma</w:t>
+      </w:r>
+    </w:p>
+    <w:p>
+      <w:pPr>
+        <w:rPr/>
+      </w:pPr>
+      <w:r>
+        <w:rPr>
+          <w:rtl w:val="0"/>
+        </w:rPr>
+      </w:r>
+    </w:p>
+    <w:p>
+      <w:pPr>
+        <w:rPr/>
+      </w:pPr>
+      <w:r>
+        <w:rPr>
+          <w:rtl w:val="0"/>
+        </w:rPr>
+        <w:t xml:space="preserve">Lyrics: </w:t>
+      </w:r>
+    </w:p>
+    <w:p>
+      <w:pPr>
+        <w:rPr/>
+      </w:pPr>
+      <w:r>
+        <w:rPr>
+          <w:rtl w:val="0"/>
+        </w:rPr>
+        <w:t xml:space="preserve">శరణుగోరి మీ(నీ) చరణము జేరితి</w:t>
+      </w:r>
+    </w:p>
+    <w:p>
+      <w:pPr>
+        <w:rPr/>
+      </w:pPr>
+      <w:r>
+        <w:rPr>
+          <w:rtl w:val="0"/>
+        </w:rPr>
+        <w:t xml:space="preserve">Sharanugori nee charanamu jerithi (lower2)</w:t>
+      </w:r>
+    </w:p>
+    <w:p>
+      <w:pPr>
+        <w:rPr/>
+      </w:pPr>
+      <w:r>
+        <w:rPr>
+          <w:rtl w:val="0"/>
+        </w:rPr>
+        <w:t xml:space="preserve">నభయమీయుమా నిర్మల మాతా</w:t>
+      </w:r>
+    </w:p>
+    <w:p>
+      <w:pPr>
+        <w:rPr/>
+      </w:pPr>
+      <w:r>
+        <w:rPr>
+          <w:rtl w:val="0"/>
+        </w:rPr>
+        <w:t xml:space="preserve">(N)abhayameeyumaa Nirmala Maathaa (lower1)</w:t>
+      </w:r>
+    </w:p>
+    <w:p>
+      <w:pPr>
+        <w:rPr/>
+      </w:pPr>
+      <w:r>
+        <w:rPr>
+          <w:rtl w:val="0"/>
+        </w:rPr>
+        <w:t xml:space="preserve">x2</w:t>
+      </w:r>
+    </w:p>
+    <w:p>
+      <w:pPr>
+        <w:rPr/>
+      </w:pPr>
+      <w:r>
+        <w:rPr>
+          <w:rtl w:val="0"/>
+        </w:rPr>
+        <w:t xml:space="preserve">     </w:t>
+      </w:r>
+    </w:p>
+    <w:p>
+      <w:pPr>
+        <w:rPr/>
+      </w:pPr>
+      <w:r>
+        <w:rPr>
+          <w:rtl w:val="0"/>
+        </w:rPr>
+        <w:t xml:space="preserve">వేదమంత్రములు పూజా విధులూ</w:t>
+      </w:r>
+    </w:p>
+    <w:p>
+      <w:pPr>
+        <w:rPr/>
+      </w:pPr>
+      <w:r>
+        <w:rPr>
+          <w:rtl w:val="0"/>
+        </w:rPr>
+        <w:t xml:space="preserve">Vedamantramulu poojaa vidhuloooo (higher)</w:t>
+      </w:r>
+    </w:p>
+    <w:p>
+      <w:pPr>
+        <w:rPr/>
+      </w:pPr>
+      <w:r>
+        <w:rPr>
+          <w:rtl w:val="0"/>
+        </w:rPr>
+        <w:t xml:space="preserve">తెలియనట్టి అజ్ఞానికైన మీ</w:t>
+      </w:r>
+    </w:p>
+    <w:p>
+      <w:pPr>
+        <w:rPr/>
+      </w:pPr>
+      <w:r>
+        <w:rPr>
+          <w:rtl w:val="0"/>
+        </w:rPr>
+        <w:t xml:space="preserve">Theliyanatti Agnyanikaina Mee (lower2)</w:t>
+      </w:r>
+    </w:p>
+    <w:p>
+      <w:pPr>
+        <w:rPr/>
+      </w:pPr>
+      <w:r>
+        <w:rPr>
+          <w:rtl w:val="0"/>
+        </w:rPr>
+        <w:t xml:space="preserve">మధురవచనములు మందహాసములు</w:t>
+      </w:r>
+    </w:p>
+    <w:p>
+      <w:pPr>
+        <w:rPr/>
+      </w:pPr>
+      <w:r>
+        <w:rPr>
+          <w:rtl w:val="0"/>
+        </w:rPr>
+        <w:t xml:space="preserve">Madhuravacahanamulu Mandahaasamulu (higher)</w:t>
+      </w:r>
+    </w:p>
+    <w:p>
+      <w:pPr>
+        <w:rPr/>
+      </w:pPr>
+      <w:r>
+        <w:rPr>
+          <w:rtl w:val="0"/>
+        </w:rPr>
+        <w:t xml:space="preserve">గాంచి మదికి పరవశమే రాదా</w:t>
+      </w:r>
+    </w:p>
+    <w:p>
+      <w:pPr>
+        <w:rPr/>
+      </w:pPr>
+      <w:r>
+        <w:rPr>
+          <w:rtl w:val="0"/>
+        </w:rPr>
+        <w:t xml:space="preserve">Gaanchi Madiki Paravashame Raadaa (lower1)</w:t>
+      </w:r>
+    </w:p>
+    <w:p>
+      <w:pPr>
+        <w:rPr/>
+      </w:pPr>
+      <w:r>
+        <w:rPr>
+          <w:rtl w:val="0"/>
+        </w:rPr>
+        <w:t xml:space="preserve">x2</w:t>
+      </w:r>
+    </w:p>
+    <w:p>
+      <w:pPr>
+        <w:rPr/>
+      </w:pPr>
+      <w:r>
+        <w:rPr>
+          <w:rtl w:val="0"/>
+        </w:rPr>
+        <w:t xml:space="preserve">||Sharanu||</w:t>
+      </w:r>
+    </w:p>
+    <w:p>
+      <w:pPr>
+        <w:rPr/>
+      </w:pPr>
+      <w:r>
+        <w:rPr>
+          <w:rtl w:val="0"/>
+        </w:rPr>
+        <w:t xml:space="preserve"> (RiGaRiPaMaGa sequence)</w:t>
+      </w:r>
+    </w:p>
+    <w:p>
+      <w:pPr>
+        <w:rPr/>
+      </w:pPr>
+      <w:r>
+        <w:rPr>
+          <w:rtl w:val="0"/>
+        </w:rPr>
+      </w:r>
+    </w:p>
+    <w:p>
+      <w:pPr>
+        <w:rPr/>
+      </w:pPr>
+      <w:r>
+        <w:rPr>
+          <w:rtl w:val="0"/>
+        </w:rPr>
+        <w:t xml:space="preserve">మందబుద్ధినై జేసితి పాపము</w:t>
+      </w:r>
+    </w:p>
+    <w:p>
+      <w:pPr>
+        <w:rPr/>
+      </w:pPr>
+      <w:r>
+        <w:rPr>
+          <w:rtl w:val="0"/>
+        </w:rPr>
+        <w:t xml:space="preserve">Mandabudhinai jesithi paapamu (lower2)     </w:t>
+      </w:r>
+    </w:p>
+    <w:p>
+      <w:pPr>
+        <w:rPr/>
+      </w:pPr>
+      <w:r>
+        <w:rPr>
+          <w:rtl w:val="0"/>
+        </w:rPr>
+        <w:t xml:space="preserve">కామము క్రోధము లోభము మోహము</w:t>
+      </w:r>
+    </w:p>
+    <w:p>
+      <w:pPr>
+        <w:rPr/>
+      </w:pPr>
+      <w:r>
+        <w:rPr>
+          <w:rtl w:val="0"/>
+        </w:rPr>
+        <w:t xml:space="preserve">Kaamamu Krodhamu Lobhamu Mohamu (lower2)     </w:t>
+      </w:r>
+    </w:p>
+    <w:p>
+      <w:pPr>
+        <w:rPr/>
+      </w:pPr>
+      <w:r>
+        <w:rPr>
+          <w:rtl w:val="0"/>
+        </w:rPr>
+        <w:t xml:space="preserve">అంతులేని మదమాత్సర్యాలన      (తోడువీడని)</w:t>
+      </w:r>
+    </w:p>
+    <w:p>
+      <w:pPr>
+        <w:rPr/>
+      </w:pPr>
+      <w:r>
+        <w:rPr>
+          <w:rtl w:val="0"/>
+        </w:rPr>
+        <w:t xml:space="preserve">Anthuleni Madammaatsaryaanaalana(higher)        (thoduveedani)</w:t>
+      </w:r>
+    </w:p>
+    <w:p>
+      <w:pPr>
+        <w:rPr/>
+      </w:pPr>
+      <w:r>
+        <w:rPr>
+          <w:rtl w:val="0"/>
+        </w:rPr>
+        <w:t xml:space="preserve">మునిగితేలినే దోషిని గానా?</w:t>
+      </w:r>
+    </w:p>
+    <w:p>
+      <w:pPr>
+        <w:rPr/>
+      </w:pPr>
+      <w:r>
+        <w:rPr>
+          <w:rtl w:val="0"/>
+        </w:rPr>
+        <w:t xml:space="preserve">Munigitheline Doshini gaana? (higher)</w:t>
+      </w:r>
+    </w:p>
+    <w:p>
+      <w:pPr>
+        <w:rPr/>
+      </w:pPr>
+      <w:r>
+        <w:rPr>
+          <w:rtl w:val="0"/>
+        </w:rPr>
+        <w:t xml:space="preserve">x2</w:t>
+      </w:r>
+    </w:p>
+    <w:p>
+      <w:pPr>
+        <w:rPr/>
+      </w:pPr>
+      <w:r>
+        <w:rPr>
+          <w:rtl w:val="0"/>
+        </w:rPr>
+        <w:t xml:space="preserve"> ||Sharanu||</w:t>
+      </w:r>
+    </w:p>
+    <w:p>
+      <w:pPr>
+        <w:rPr/>
+      </w:pPr>
+      <w:r>
+        <w:rPr>
+          <w:rtl w:val="0"/>
+        </w:rPr>
+        <w:t xml:space="preserve">           </w:t>
+      </w:r>
+    </w:p>
+    <w:p>
+      <w:pPr>
+        <w:rPr/>
+      </w:pPr>
+      <w:r>
+        <w:rPr>
+          <w:rtl w:val="0"/>
+        </w:rPr>
+        <w:t xml:space="preserve">తెలిసీతెలియక నే జేసిన</w:t>
+      </w:r>
+    </w:p>
+    <w:p>
+      <w:pPr>
+        <w:rPr/>
+      </w:pPr>
+      <w:r>
+        <w:rPr>
+          <w:rtl w:val="0"/>
+        </w:rPr>
+        <w:t xml:space="preserve">Theliseetheliyaka Ne Jesina (higher)</w:t>
+      </w:r>
+    </w:p>
+    <w:p>
+      <w:pPr>
+        <w:rPr/>
+      </w:pPr>
+      <w:r>
+        <w:rPr>
+          <w:rtl w:val="0"/>
+        </w:rPr>
+        <w:t xml:space="preserve">పాపపుణ్యములు స్వీకరింపుమా</w:t>
+      </w:r>
+    </w:p>
+    <w:p>
+      <w:pPr>
+        <w:rPr/>
+      </w:pPr>
+      <w:r>
+        <w:rPr>
+          <w:rtl w:val="0"/>
+        </w:rPr>
+        <w:t xml:space="preserve">Papapunyamulu Sweekarimpumaa (lower2)</w:t>
+      </w:r>
+    </w:p>
+    <w:p>
+      <w:pPr>
+        <w:rPr/>
+      </w:pPr>
+      <w:r>
+        <w:rPr>
+          <w:rtl w:val="0"/>
+        </w:rPr>
+        <w:t xml:space="preserve">ఆదిశక్తి నను మన్నింపుముమా</w:t>
+      </w:r>
+    </w:p>
+    <w:p>
+      <w:pPr>
+        <w:rPr/>
+      </w:pPr>
+      <w:r>
+        <w:rPr>
+          <w:rtl w:val="0"/>
+        </w:rPr>
+        <w:t xml:space="preserve">Adishakti Nanu Mannimpumumaa (lower2)     </w:t>
+      </w:r>
+    </w:p>
+    <w:p>
+      <w:pPr>
+        <w:rPr/>
+      </w:pPr>
+      <w:r>
+        <w:rPr>
+          <w:rtl w:val="0"/>
+        </w:rPr>
+        <w:t xml:space="preserve">అమ్మ కుండలిని జాగృతమవగా</w:t>
+      </w:r>
+    </w:p>
+    <w:p>
+      <w:pPr>
+        <w:rPr/>
+      </w:pPr>
+      <w:r>
+        <w:rPr>
+          <w:rtl w:val="0"/>
+        </w:rPr>
+        <w:t xml:space="preserve">Amma Kundalini Jagruthamavagaa (higher)</w:t>
+      </w:r>
+    </w:p>
+    <w:p>
+      <w:pPr>
+        <w:rPr/>
+      </w:pPr>
+      <w:r>
+        <w:rPr>
+          <w:rtl w:val="0"/>
+        </w:rPr>
+        <w:t xml:space="preserve">ఆత్మజ్ఞానసాకారమవగా</w:t>
+      </w:r>
+    </w:p>
+    <w:p>
+      <w:pPr>
+        <w:rPr/>
+      </w:pPr>
+      <w:r>
+        <w:rPr>
+          <w:rtl w:val="0"/>
+        </w:rPr>
+        <w:t xml:space="preserve">Atmagnyanamuna Nirdoshini gaa (higher)     </w:t>
+      </w:r>
+    </w:p>
+    <w:p>
+      <w:pPr>
+        <w:rPr/>
+      </w:pPr>
+      <w:r>
+        <w:rPr>
+          <w:rtl w:val="0"/>
+        </w:rPr>
+        <w:t xml:space="preserve">            (ఆత్మజ్ఞానమున నిర్దోషిని గా, ఆత్మజ్ఞానమే సాకారమవగా,)</w:t>
+      </w:r>
+    </w:p>
+    <w:p>
+      <w:pPr>
+        <w:rPr/>
+      </w:pPr>
+      <w:r>
+        <w:rPr>
+          <w:rtl w:val="0"/>
+        </w:rPr>
+        <w:t xml:space="preserve">            (కా = కావ = అవ్వడానికి = అయ్యేలాగా)</w:t>
+      </w:r>
+    </w:p>
+    <w:p>
+      <w:pPr>
+        <w:rPr/>
+      </w:pPr>
+      <w:r>
+        <w:rPr>
+          <w:rtl w:val="0"/>
+        </w:rPr>
+        <w:t xml:space="preserve">            (kaaa = kaava = avvadaniki = ayyelaaga)</w:t>
+      </w:r>
+    </w:p>
+    <w:p>
+      <w:pPr>
+        <w:rPr/>
+      </w:pPr>
       <w:r>
         <w:rPr>
           <w:rFonts w:ascii="Gautami" w:cs="Gautami" w:eastAsia="Gautami" w:hAnsi="Gautami"/>
           <w:rtl w:val="0"/>
         </w:rPr>
-        <w:t xml:space="preserve">For</w:t>
-      </w:r>
-      <w:r>
-        <w:rPr>
-          <w:rtl w:val="0"/>
-        </w:rPr>
-        <w:t xml:space="preserve"> the charanam – ‘mandabudhinai..’  use the second version of swaras</w:t>
-      </w:r>
-      <w:r>
-        <w:rPr>
-          <w:rtl w:val="0"/>
-        </w:rPr>
-      </w:r>
-    </w:p>
-    <w:p>
-      <w:pPr>
-        <w:rPr/>
-      </w:pPr>
-      <w:r>
-        <w:rPr>
-          <w:rtl w:val="0"/>
-        </w:rPr>
-      </w:r>
-    </w:p>
-    <w:p>
-      <w:pPr>
-        <w:rPr/>
-      </w:pPr>
-      <w:r>
-        <w:rPr>
-          <w:b w:val="1"/>
-          <w:bCs w:val="1"/>
-          <w:rtl w:val="0"/>
-        </w:rPr>
-        <w:tab/>
-        <w:t xml:space="preserve">Higher: </w:t>
-      </w:r>
-      <w:r>
-        <w:rPr>
-          <w:rtl w:val="0"/>
-        </w:rPr>
-        <w:t xml:space="preserve">Padapanidapamapa MapamaDapamaGa3Ma</w:t>
-      </w:r>
-    </w:p>
-    <w:p>
-      <w:pPr>
-        <w:rPr>
-          <w:b w:val="1"/>
-          <w:bCs w:val="1"/>
-        </w:rPr>
-      </w:pPr>
-      <w:r>
-        <w:rPr>
-          <w:rtl w:val="0"/>
-        </w:rPr>
-      </w:r>
-    </w:p>
-    <w:p>
-      <w:pPr>
-        <w:rPr>
-          <w:b w:val="1"/>
-          <w:bCs w:val="1"/>
-        </w:rPr>
-      </w:pPr>
-      <w:r>
-        <w:rPr>
-          <w:b w:val="1"/>
-          <w:bCs w:val="1"/>
-          <w:rtl w:val="0"/>
-        </w:rPr>
-        <w:t xml:space="preserve">Lyrics: </w:t>
-      </w:r>
-    </w:p>
-    <w:p>
-      <w:pPr>
-        <w:rPr>
-          <w:b w:val="1"/>
-          <w:bCs w:val="1"/>
-        </w:rPr>
-      </w:pPr>
-      <w:r>
-        <w:rPr>
-          <w:rFonts w:ascii="Vani" w:cs="Vani" w:eastAsia="Vani" w:hAnsi="Vani"/>
-          <w:b w:val="1"/>
-          <w:bCs w:val="1"/>
-          <w:rtl w:val="0"/>
-        </w:rPr>
-        <w:t xml:space="preserve">శరణుగోరి</w:t>
-      </w:r>
-      <w:r>
-        <w:rPr>
-          <w:b w:val="1"/>
-          <w:bCs w:val="1"/>
-          <w:rtl w:val="0"/>
-        </w:rPr>
-        <w:t xml:space="preserve"> మీ(</w:t>
-      </w:r>
-      <w:r>
-        <w:rPr>
-          <w:rFonts w:ascii="Vani" w:cs="Vani" w:eastAsia="Vani" w:hAnsi="Vani"/>
-          <w:b w:val="1"/>
-          <w:bCs w:val="1"/>
-          <w:rtl w:val="0"/>
-        </w:rPr>
-        <w:t xml:space="preserve">నీ)</w:t>
-      </w:r>
-      <w:r>
-        <w:rPr>
-          <w:b w:val="1"/>
-          <w:bCs w:val="1"/>
-          <w:rtl w:val="0"/>
-        </w:rPr>
-        <w:t xml:space="preserve"> </w:t>
-      </w:r>
-      <w:r>
-        <w:rPr>
-          <w:rFonts w:ascii="Vani" w:cs="Vani" w:eastAsia="Vani" w:hAnsi="Vani"/>
-          <w:b w:val="1"/>
-          <w:bCs w:val="1"/>
-          <w:rtl w:val="0"/>
-        </w:rPr>
-        <w:t xml:space="preserve">చరణము</w:t>
-      </w:r>
-      <w:r>
-        <w:rPr>
-          <w:b w:val="1"/>
-          <w:bCs w:val="1"/>
-          <w:rtl w:val="0"/>
-        </w:rPr>
-        <w:t xml:space="preserve"> </w:t>
-      </w:r>
-      <w:r>
-        <w:rPr>
-          <w:rFonts w:ascii="Vani" w:cs="Vani" w:eastAsia="Vani" w:hAnsi="Vani"/>
-          <w:b w:val="1"/>
-          <w:bCs w:val="1"/>
-          <w:rtl w:val="0"/>
-        </w:rPr>
-        <w:t xml:space="preserve">జేరితి</w:t>
-      </w:r>
-      <w:r>
-        <w:rPr>
-          <w:rtl w:val="0"/>
-        </w:rPr>
-      </w:r>
-    </w:p>
-    <w:p>
-      <w:pPr>
-        <w:rPr>
-          <w:b w:val="1"/>
-          <w:bCs w:val="1"/>
-        </w:rPr>
-      </w:pPr>
-      <w:r>
-        <w:rPr>
-          <w:b w:val="1"/>
-          <w:bCs w:val="1"/>
-          <w:rtl w:val="0"/>
-        </w:rPr>
-        <w:t xml:space="preserve">Sharanugori nee charanamu jerithi (lower</w:t>
-      </w:r>
+        <w:t xml:space="preserve">పరమచేతనము ప్రవహించిన నా</w:t>
+      </w:r>
+      <w:r>
+        <w:rPr>
+          <w:rtl w:val="0"/>
+        </w:rPr>
+      </w:r>
+    </w:p>
+    <w:p>
+      <w:pPr>
+        <w:rPr/>
+      </w:pPr>
+      <w:r>
+        <w:rPr>
+          <w:rtl w:val="0"/>
+        </w:rPr>
+        <w:t xml:space="preserve">Paramachethanamu pravahinchina naa (lower1)</w:t>
+      </w:r>
+    </w:p>
+    <w:p>
+      <w:pPr>
+        <w:rPr/>
+      </w:pPr>
       <w:r>
         <w:rPr>
           <w:rFonts w:ascii="Gautami" w:cs="Gautami" w:eastAsia="Gautami" w:hAnsi="Gautami"/>
-          <w:b w:val="1"/>
-          <w:bCs w:val="1"/>
-          <w:rtl w:val="0"/>
-        </w:rPr>
-        <w:t xml:space="preserve">2</w:t>
-      </w:r>
-      <w:r>
-        <w:rPr>
-          <w:b w:val="1"/>
-          <w:bCs w:val="1"/>
-          <w:rtl w:val="0"/>
-        </w:rPr>
-        <w:t xml:space="preserve">)</w:t>
+          <w:rtl w:val="0"/>
+        </w:rPr>
+        <w:t xml:space="preserve">చక్రనాడులే పులకించెనుగా</w:t>
+      </w:r>
+      <w:r>
+        <w:rPr>
+          <w:rtl w:val="0"/>
+        </w:rPr>
+      </w:r>
+    </w:p>
+    <w:p>
+      <w:pPr>
+        <w:rPr/>
+      </w:pPr>
+      <w:r>
+        <w:rPr>
+          <w:rtl w:val="0"/>
+        </w:rPr>
+        <w:t xml:space="preserve">Chakranaadule pulakinchenuga (lower1)     </w:t>
       </w:r>
     </w:p>
     <w:p>
@@ -410,105 +807,89 @@
       <w:r>
         <w:rPr>
           <w:rFonts w:ascii="Gautami" w:cs="Gautami" w:eastAsia="Gautami" w:hAnsi="Gautami"/>
-          <w:b w:val="1"/>
-          <w:bCs w:val="1"/>
-          <w:rtl w:val="0"/>
-        </w:rPr>
-        <w:t xml:space="preserve">న</w:t>
-      </w:r>
-      <w:r>
-        <w:rPr>
-          <w:rFonts w:ascii="Vani" w:cs="Vani" w:eastAsia="Vani" w:hAnsi="Vani"/>
-          <w:b w:val="1"/>
-          <w:bCs w:val="1"/>
-          <w:rtl w:val="0"/>
-        </w:rPr>
-        <w:t xml:space="preserve">భయమీయుమా</w:t>
-      </w:r>
-      <w:r>
-        <w:rPr>
-          <w:b w:val="1"/>
-          <w:bCs w:val="1"/>
-          <w:rtl w:val="0"/>
-        </w:rPr>
-        <w:t xml:space="preserve"> </w:t>
-      </w:r>
-      <w:r>
-        <w:rPr>
-          <w:rFonts w:ascii="Vani" w:cs="Vani" w:eastAsia="Vani" w:hAnsi="Vani"/>
-          <w:b w:val="1"/>
-          <w:bCs w:val="1"/>
-          <w:rtl w:val="0"/>
-        </w:rPr>
-        <w:t xml:space="preserve">నిర్మల</w:t>
-      </w:r>
-      <w:r>
-        <w:rPr>
-          <w:b w:val="1"/>
-          <w:bCs w:val="1"/>
-          <w:rtl w:val="0"/>
-        </w:rPr>
-        <w:t xml:space="preserve"> </w:t>
-      </w:r>
-      <w:r>
-        <w:rPr>
-          <w:rFonts w:ascii="Vani" w:cs="Vani" w:eastAsia="Vani" w:hAnsi="Vani"/>
-          <w:b w:val="1"/>
-          <w:bCs w:val="1"/>
-          <w:rtl w:val="0"/>
-        </w:rPr>
-        <w:t xml:space="preserve">మాతా</w:t>
-      </w:r>
-      <w:r>
-        <w:rPr>
-          <w:rtl w:val="0"/>
-        </w:rPr>
-      </w:r>
-    </w:p>
-    <w:p>
-      <w:pPr>
-        <w:rPr>
-          <w:b w:val="1"/>
-          <w:bCs w:val="1"/>
-        </w:rPr>
-      </w:pPr>
-      <w:r>
-        <w:rPr>
-          <w:b w:val="1"/>
-          <w:bCs w:val="1"/>
-          <w:rtl w:val="0"/>
-        </w:rPr>
-        <w:t xml:space="preserve">(N)abhayameeyumaa Nirmala Maathaa (lower</w:t>
-      </w:r>
+          <w:rtl w:val="0"/>
+        </w:rPr>
+        <w:t xml:space="preserve">ఆత్మజ్ఞానినై దోషిని గాను</w:t>
+      </w:r>
+      <w:r>
+        <w:rPr>
+          <w:rtl w:val="0"/>
+        </w:rPr>
+      </w:r>
+    </w:p>
+    <w:p>
+      <w:pPr>
+        <w:rPr/>
+      </w:pPr>
+      <w:r>
+        <w:rPr>
+          <w:rtl w:val="0"/>
+        </w:rPr>
+        <w:t xml:space="preserve">Atmagnaninai Doshini Gaanu (lower2)</w:t>
+      </w:r>
+    </w:p>
+    <w:p>
+      <w:pPr>
+        <w:rPr/>
+      </w:pPr>
       <w:r>
         <w:rPr>
           <w:rFonts w:ascii="Gautami" w:cs="Gautami" w:eastAsia="Gautami" w:hAnsi="Gautami"/>
-          <w:b w:val="1"/>
-          <w:bCs w:val="1"/>
-          <w:rtl w:val="0"/>
-        </w:rPr>
-        <w:t xml:space="preserve">1</w:t>
-      </w:r>
-      <w:r>
-        <w:rPr>
-          <w:b w:val="1"/>
-          <w:bCs w:val="1"/>
-          <w:rtl w:val="0"/>
-        </w:rPr>
-        <w:t xml:space="preserve">)</w:t>
-      </w:r>
-    </w:p>
-    <w:p>
-      <w:pPr>
-        <w:rPr>
-          <w:b w:val="1"/>
-          <w:bCs w:val="1"/>
-        </w:rPr>
-      </w:pPr>
-      <w:r>
-        <w:rPr>
-          <w:b w:val="1"/>
-          <w:bCs w:val="1"/>
+          <w:rtl w:val="0"/>
+        </w:rPr>
+        <w:t xml:space="preserve">కానే కాను దోషిని గాను</w:t>
+      </w:r>
+      <w:r>
+        <w:rPr>
+          <w:rtl w:val="0"/>
+        </w:rPr>
+      </w:r>
+    </w:p>
+    <w:p>
+      <w:pPr>
+        <w:rPr/>
+      </w:pPr>
+      <w:r>
+        <w:rPr>
+          <w:rtl w:val="0"/>
+        </w:rPr>
+        <w:t xml:space="preserve">Kaane kaanu Doshini gaanu (lower1)</w:t>
+      </w:r>
+    </w:p>
+    <w:p>
+      <w:pPr>
+        <w:rPr/>
+      </w:pPr>
+      <w:r>
+        <w:rPr>
+          <w:rFonts w:ascii="Gautami" w:cs="Gautami" w:eastAsia="Gautami" w:hAnsi="Gautami"/>
+          <w:rtl w:val="0"/>
+        </w:rPr>
+        <w:t xml:space="preserve">ఆత్మజ్ఞానినై దోషిని గాను</w:t>
+      </w:r>
+      <w:r>
+        <w:rPr>
+          <w:rtl w:val="0"/>
+        </w:rPr>
+      </w:r>
+    </w:p>
+    <w:p>
+      <w:pPr>
+        <w:rPr/>
+      </w:pPr>
+      <w:r>
+        <w:rPr>
+          <w:rtl w:val="0"/>
+        </w:rPr>
+        <w:t xml:space="preserve">Atmagnaninai Doshini gaanu (lower1)</w:t>
+      </w:r>
+    </w:p>
+    <w:p>
+      <w:pPr>
+        <w:rPr/>
+      </w:pPr>
+      <w:r>
+        <w:rPr>
           <w:rtl w:val="0"/>
         </w:rPr>
         <w:t xml:space="preserve">x2</w:t>
@@ -522,7 +903,146 @@
         <w:rPr>
           <w:rtl w:val="0"/>
         </w:rPr>
-        <w:t xml:space="preserve">     </w:t>
+        <w:t xml:space="preserve">||Sharanu||</w:t>
+      </w:r>
+    </w:p>
+    <w:p>
+      <w:pPr>
+        <w:rPr/>
+      </w:pPr>
+      <w:r>
+        <w:rPr>
+          <w:rtl w:val="0"/>
+        </w:rPr>
+        <w:t xml:space="preserve">(Second time .. Doshini gaanu slowly —- as gaaaa…. nuuuu….. followed by radha krishna sequence)</w:t>
+      </w:r>
+    </w:p>
+    <w:p>
+      <w:pPr>
+        <w:rPr/>
+      </w:pPr>
+      <w:r>
+        <w:rPr>
+          <w:rtl w:val="0"/>
+        </w:rPr>
+      </w:r>
+    </w:p>
+    <w:p>
+      <w:pPr>
+        <w:rPr/>
+      </w:pPr>
+      <w:r>
+        <w:rPr>
+          <w:rtl w:val="0"/>
+        </w:rPr>
+        <w:t xml:space="preserve">||Sharanu||</w:t>
+      </w:r>
+    </w:p>
+    <w:p>
+      <w:pPr>
+        <w:rPr/>
+      </w:pPr>
+      <w:r>
+        <w:rPr>
+          <w:rtl w:val="0"/>
+        </w:rPr>
+      </w:r>
+    </w:p>
+    <w:p>
+      <w:pPr>
+        <w:rPr/>
+      </w:pPr>
+      <w:r>
+        <w:rPr>
+          <w:rtl w:val="0"/>
+        </w:rPr>
+        <w:t xml:space="preserve">మీ పలుకుల మాధుర్య వీణ  </w:t>
+      </w:r>
+    </w:p>
+    <w:p>
+      <w:pPr>
+        <w:rPr/>
+      </w:pPr>
+      <w:r>
+        <w:rPr>
+          <w:rtl w:val="0"/>
+        </w:rPr>
+        <w:t xml:space="preserve">మంత్రాల కుసుమాల (వెల్లువల) వాన (higher, faster)</w:t>
+      </w:r>
+    </w:p>
+    <w:p>
+      <w:pPr>
+        <w:rPr/>
+      </w:pPr>
+      <w:r>
+        <w:rPr>
+          <w:rtl w:val="0"/>
+        </w:rPr>
+        <w:t xml:space="preserve">ఆలకించిననే శ్రవణానందం (lower)</w:t>
+      </w:r>
+    </w:p>
+    <w:p>
+      <w:pPr>
+        <w:rPr/>
+      </w:pPr>
+      <w:r>
+        <w:rPr>
+          <w:rtl w:val="0"/>
+        </w:rPr>
+        <w:t xml:space="preserve">చిరుమందహాసాలు చిగురించు మీ మోము</w:t>
+      </w:r>
+    </w:p>
+    <w:p>
+      <w:pPr>
+        <w:rPr/>
+      </w:pPr>
+      <w:r>
+        <w:rPr>
+          <w:rtl w:val="0"/>
+        </w:rPr>
+        <w:t xml:space="preserve">హిమాలయాల సేదంత తీర్చేను (higher, faster)</w:t>
+      </w:r>
+    </w:p>
+    <w:p>
+      <w:pPr>
+        <w:rPr/>
+      </w:pPr>
+      <w:r>
+        <w:rPr>
+          <w:rtl w:val="0"/>
+        </w:rPr>
+        <w:t xml:space="preserve">కాంచినంతనే నయనానందం (నేత్రానందం) (lower)</w:t>
+      </w:r>
+    </w:p>
+    <w:p>
+      <w:pPr>
+        <w:rPr/>
+      </w:pPr>
+      <w:r>
+        <w:rPr>
+          <w:rtl w:val="0"/>
+        </w:rPr>
+      </w:r>
+    </w:p>
+    <w:p>
+      <w:pPr>
+        <w:rPr/>
+      </w:pPr>
+      <w:r>
+        <w:rPr>
+          <w:rtl w:val="0"/>
+        </w:rPr>
+        <w:t xml:space="preserve">||Sharanu||</w:t>
+      </w:r>
+    </w:p>
+    <w:p>
+      <w:pPr>
+        <w:rPr/>
+      </w:pPr>
+      <w:r>
+        <w:rPr>
+          <w:rtl w:val="0"/>
+        </w:rPr>
       </w:r>
     </w:p>
     <w:p>
@@ -562,23 +1082,23 @@
           <w:rFonts w:ascii="Gautami" w:cs="Gautami" w:eastAsia="Gautami" w:hAnsi="Gautami"/>
           <w:rtl w:val="0"/>
         </w:rPr>
-        <w:t xml:space="preserve">తెలియనట్టి అజ్ఞానికైన మీ</w:t>
-      </w:r>
-      <w:r>
-        <w:rPr>
-          <w:rtl w:val="0"/>
-        </w:rPr>
-      </w:r>
-    </w:p>
-    <w:p>
-      <w:pPr>
-        <w:rPr/>
-      </w:pPr>
-      <w:r>
-        <w:rPr>
-          <w:rtl w:val="0"/>
-        </w:rPr>
-        <w:t xml:space="preserve">Theliyanatti Agnyanikaina Mee (lower2)</w:t>
+        <w:t xml:space="preserve">తెలియనట్టి ఆజ్ఞానికైన మీ</w:t>
+      </w:r>
+      <w:r>
+        <w:rPr>
+          <w:rtl w:val="0"/>
+        </w:rPr>
+      </w:r>
+    </w:p>
+    <w:p>
+      <w:pPr>
+        <w:rPr/>
+      </w:pPr>
+      <w:r>
+        <w:rPr>
+          <w:rtl w:val="0"/>
+        </w:rPr>
+        <w:t xml:space="preserve">Theliyanatti Agnyanikaina Mee (lower2)     </w:t>
       </w:r>
     </w:p>
     <w:p>
@@ -656,28 +1176,7 @@
         <w:rPr>
           <w:rtl w:val="0"/>
         </w:rPr>
-        <w:t xml:space="preserve">||Sharanu||</w:t>
-      </w:r>
-    </w:p>
-    <w:p>
-      <w:pPr>
-        <w:rPr/>
-      </w:pPr>
-      <w:r>
-        <w:rPr>
-          <w:rtl w:val="0"/>
-        </w:rPr>
-        <w:t xml:space="preserve"> (RiGaRiPaMaGa sequence)</w:t>
-      </w:r>
-    </w:p>
-    <w:p>
-      <w:pPr>
-        <w:rPr/>
-      </w:pPr>
-      <w:r>
-        <w:rPr>
-          <w:rtl w:val="0"/>
-        </w:rPr>
+        <w:t xml:space="preserve">||Sharanu||     </w:t>
       </w:r>
     </w:p>
     <w:p>
@@ -689,672 +1188,6 @@
           <w:rFonts w:ascii="Gautami" w:cs="Gautami" w:eastAsia="Gautami" w:hAnsi="Gautami"/>
           <w:rtl w:val="0"/>
         </w:rPr>
-        <w:t xml:space="preserve">మందబుద్ధినై జేసితి పాపము</w:t>
-      </w:r>
-      <w:r>
-        <w:rPr>
-          <w:rtl w:val="0"/>
-        </w:rPr>
-      </w:r>
-    </w:p>
-    <w:p>
-      <w:pPr>
-        <w:rPr/>
-      </w:pPr>
-      <w:r>
-        <w:rPr>
-          <w:rtl w:val="0"/>
-        </w:rPr>
-        <w:t xml:space="preserve">Mandabudhinai jesithi paapamu (lower2)     </w:t>
-      </w:r>
-    </w:p>
-    <w:p>
-      <w:pPr>
-        <w:rPr/>
-      </w:pPr>
-      <w:r>
-        <w:rPr>
-          <w:rFonts w:ascii="Gautami" w:cs="Gautami" w:eastAsia="Gautami" w:hAnsi="Gautami"/>
-          <w:rtl w:val="0"/>
-        </w:rPr>
-        <w:t xml:space="preserve">కామము క్రోధము లోభము మొహము</w:t>
-      </w:r>
-      <w:r>
-        <w:rPr>
-          <w:rtl w:val="0"/>
-        </w:rPr>
-      </w:r>
-    </w:p>
-    <w:p>
-      <w:pPr>
-        <w:rPr/>
-      </w:pPr>
-      <w:r>
-        <w:rPr>
-          <w:rtl w:val="0"/>
-        </w:rPr>
-        <w:t xml:space="preserve">Kaamamu Krodhamu Lobhamu Mohamu (lower2)     </w:t>
-      </w:r>
-    </w:p>
-    <w:p>
-      <w:pPr>
-        <w:rPr/>
-      </w:pPr>
-      <w:r>
-        <w:rPr>
-          <w:rFonts w:ascii="Gautami" w:cs="Gautami" w:eastAsia="Gautami" w:hAnsi="Gautami"/>
-          <w:rtl w:val="0"/>
-        </w:rPr>
-        <w:t xml:space="preserve">అంతులేని మదమాత్సర్యా</w:t>
-      </w:r>
-      <w:r>
-        <w:rPr>
-          <w:rFonts w:ascii="Gautami" w:cs="Gautami" w:eastAsia="Gautami" w:hAnsi="Gautami"/>
-          <w:strike w:val="1"/>
-          <w:rtl w:val="0"/>
-        </w:rPr>
-        <w:t xml:space="preserve">నా</w:t>
-      </w:r>
-      <w:r>
-        <w:rPr>
-          <w:rFonts w:ascii="Gautami" w:cs="Gautami" w:eastAsia="Gautami" w:hAnsi="Gautami"/>
-          <w:rtl w:val="0"/>
-        </w:rPr>
-        <w:t xml:space="preserve">లన      (తోడువీడని)</w:t>
-      </w:r>
-      <w:r>
-        <w:rPr>
-          <w:rtl w:val="0"/>
-        </w:rPr>
-      </w:r>
-    </w:p>
-    <w:p>
-      <w:pPr>
-        <w:rPr/>
-      </w:pPr>
-      <w:r>
-        <w:rPr>
-          <w:rtl w:val="0"/>
-        </w:rPr>
-        <w:t xml:space="preserve">Anthuleni Madammaatsaryaa</w:t>
-      </w:r>
-      <w:r>
-        <w:rPr>
-          <w:strike w:val="1"/>
-          <w:rtl w:val="0"/>
-        </w:rPr>
-        <w:t xml:space="preserve">naa</w:t>
-      </w:r>
-      <w:r>
-        <w:rPr>
-          <w:rtl w:val="0"/>
-        </w:rPr>
-        <w:t xml:space="preserve">lana(higher)        (thoduveedani)</w:t>
-      </w:r>
-    </w:p>
-    <w:p>
-      <w:pPr>
-        <w:rPr/>
-      </w:pPr>
-      <w:r>
-        <w:rPr>
-          <w:rFonts w:ascii="Gautami" w:cs="Gautami" w:eastAsia="Gautami" w:hAnsi="Gautami"/>
-          <w:rtl w:val="0"/>
-        </w:rPr>
-        <w:t xml:space="preserve">మునిగితేలినే దోషిని గానా</w:t>
-      </w:r>
-      <w:r>
-        <w:rPr>
-          <w:rtl w:val="0"/>
-        </w:rPr>
-        <w:t xml:space="preserve">?</w:t>
-      </w:r>
-    </w:p>
-    <w:p>
-      <w:pPr>
-        <w:rPr/>
-      </w:pPr>
-      <w:r>
-        <w:rPr>
-          <w:rtl w:val="0"/>
-        </w:rPr>
-        <w:t xml:space="preserve">Munigitheline Doshini gaana? (higher)</w:t>
-      </w:r>
-    </w:p>
-    <w:p>
-      <w:pPr>
-        <w:rPr/>
-      </w:pPr>
-      <w:r>
-        <w:rPr>
-          <w:rtl w:val="0"/>
-        </w:rPr>
-        <w:t xml:space="preserve">x2</w:t>
-      </w:r>
-    </w:p>
-    <w:p>
-      <w:pPr>
-        <w:rPr/>
-      </w:pPr>
-      <w:r>
-        <w:rPr>
-          <w:rtl w:val="0"/>
-        </w:rPr>
-        <w:t xml:space="preserve"> ||Sharanu||</w:t>
-      </w:r>
-    </w:p>
-    <w:p>
-      <w:pPr>
-        <w:rPr/>
-      </w:pPr>
-      <w:r>
-        <w:rPr>
-          <w:rtl w:val="0"/>
-        </w:rPr>
-        <w:t xml:space="preserve">           </w:t>
-      </w:r>
-    </w:p>
-    <w:p>
-      <w:pPr>
-        <w:rPr/>
-      </w:pPr>
-      <w:r>
-        <w:rPr>
-          <w:rFonts w:ascii="Gautami" w:cs="Gautami" w:eastAsia="Gautami" w:hAnsi="Gautami"/>
-          <w:rtl w:val="0"/>
-        </w:rPr>
-        <w:t xml:space="preserve">తెలిసీతెలియక నే జేసిన</w:t>
-      </w:r>
-      <w:r>
-        <w:rPr>
-          <w:rtl w:val="0"/>
-        </w:rPr>
-      </w:r>
-    </w:p>
-    <w:p>
-      <w:pPr>
-        <w:rPr/>
-      </w:pPr>
-      <w:r>
-        <w:rPr>
-          <w:rtl w:val="0"/>
-        </w:rPr>
-        <w:t xml:space="preserve">Theliseetheliyaka Ne Jesina (higher)</w:t>
-      </w:r>
-    </w:p>
-    <w:p>
-      <w:pPr>
-        <w:rPr/>
-      </w:pPr>
-      <w:r>
-        <w:rPr>
-          <w:rFonts w:ascii="Gautami" w:cs="Gautami" w:eastAsia="Gautami" w:hAnsi="Gautami"/>
-          <w:rtl w:val="0"/>
-        </w:rPr>
-        <w:t xml:space="preserve">పాపపుణ్యములు స్వీకరింపుమా</w:t>
-      </w:r>
-      <w:r>
-        <w:rPr>
-          <w:rtl w:val="0"/>
-        </w:rPr>
-      </w:r>
-    </w:p>
-    <w:p>
-      <w:pPr>
-        <w:rPr/>
-      </w:pPr>
-      <w:r>
-        <w:rPr>
-          <w:rtl w:val="0"/>
-        </w:rPr>
-        <w:t xml:space="preserve">Papapunyamulu Sweekarimpumaa (lower2)</w:t>
-      </w:r>
-    </w:p>
-    <w:p>
-      <w:pPr>
-        <w:rPr/>
-      </w:pPr>
-      <w:r>
-        <w:rPr>
-          <w:rFonts w:ascii="Gautami" w:cs="Gautami" w:eastAsia="Gautami" w:hAnsi="Gautami"/>
-          <w:rtl w:val="0"/>
-        </w:rPr>
-        <w:t xml:space="preserve">ఆదిశక్తి నను మన్నింపుముమా</w:t>
-      </w:r>
-      <w:r>
-        <w:rPr>
-          <w:rtl w:val="0"/>
-        </w:rPr>
-      </w:r>
-    </w:p>
-    <w:p>
-      <w:pPr>
-        <w:rPr/>
-      </w:pPr>
-      <w:r>
-        <w:rPr>
-          <w:rtl w:val="0"/>
-        </w:rPr>
-        <w:t xml:space="preserve">Adishakti Nanu Mannimpumumaa (lower2)     </w:t>
-      </w:r>
-    </w:p>
-    <w:p>
-      <w:pPr>
-        <w:rPr/>
-      </w:pPr>
-      <w:r>
-        <w:rPr>
-          <w:rFonts w:ascii="Gautami" w:cs="Gautami" w:eastAsia="Gautami" w:hAnsi="Gautami"/>
-          <w:rtl w:val="0"/>
-        </w:rPr>
-        <w:t xml:space="preserve">అమ్మ కుండలిని జాగృతమవగా</w:t>
-      </w:r>
-      <w:r>
-        <w:rPr>
-          <w:rtl w:val="0"/>
-        </w:rPr>
-      </w:r>
-    </w:p>
-    <w:p>
-      <w:pPr>
-        <w:rPr/>
-      </w:pPr>
-      <w:r>
-        <w:rPr>
-          <w:rtl w:val="0"/>
-        </w:rPr>
-        <w:t xml:space="preserve">Amma Kundalini Jagruthamavagaa (higher)</w:t>
-      </w:r>
-    </w:p>
-    <w:p>
-      <w:pPr>
-        <w:rPr/>
-      </w:pPr>
-      <w:r>
-        <w:rPr>
-          <w:rFonts w:ascii="Gautami" w:cs="Gautami" w:eastAsia="Gautami" w:hAnsi="Gautami"/>
-          <w:rtl w:val="0"/>
-        </w:rPr>
-        <w:t xml:space="preserve">ఆత్మజ్ఞానమున నిర్దోషిని గా</w:t>
-      </w:r>
-      <w:r>
-        <w:rPr>
-          <w:rtl w:val="0"/>
-        </w:rPr>
-      </w:r>
-    </w:p>
-    <w:p>
-      <w:pPr>
-        <w:rPr/>
-      </w:pPr>
-      <w:r>
-        <w:rPr>
-          <w:rtl w:val="0"/>
-        </w:rPr>
-        <w:t xml:space="preserve">Atmagnyanamuna Nirdoshini gaa (higher)     </w:t>
-      </w:r>
-    </w:p>
-    <w:p>
-      <w:pPr>
-        <w:rPr/>
-      </w:pPr>
-      <w:r>
-        <w:rPr>
-          <w:rtl w:val="0"/>
-        </w:rPr>
-        <w:t xml:space="preserve">            (</w:t>
-      </w:r>
-      <w:r>
-        <w:rPr>
-          <w:rFonts w:ascii="Gautami" w:cs="Gautami" w:eastAsia="Gautami" w:hAnsi="Gautami"/>
-          <w:rtl w:val="0"/>
-        </w:rPr>
-        <w:t xml:space="preserve">కా = కావ = అవ్వడానికి = అయ్యేలాగా</w:t>
-      </w:r>
-      <w:r>
-        <w:rPr>
-          <w:rtl w:val="0"/>
-        </w:rPr>
-        <w:t xml:space="preserve">)</w:t>
-      </w:r>
-    </w:p>
-    <w:p>
-      <w:pPr>
-        <w:rPr/>
-      </w:pPr>
-      <w:r>
-        <w:rPr>
-          <w:rtl w:val="0"/>
-        </w:rPr>
-        <w:t xml:space="preserve">            (kaaa = kaava = avvadaniki = ayyelaaga)</w:t>
-      </w:r>
-    </w:p>
-    <w:p>
-      <w:pPr>
-        <w:rPr/>
-      </w:pPr>
-      <w:r>
-        <w:rPr>
-          <w:rFonts w:ascii="Gautami" w:cs="Gautami" w:eastAsia="Gautami" w:hAnsi="Gautami"/>
-          <w:rtl w:val="0"/>
-        </w:rPr>
-        <w:t xml:space="preserve">పరమచేతనము ప్రవహించిన నా</w:t>
-      </w:r>
-      <w:r>
-        <w:rPr>
-          <w:rtl w:val="0"/>
-        </w:rPr>
-      </w:r>
-    </w:p>
-    <w:p>
-      <w:pPr>
-        <w:rPr/>
-      </w:pPr>
-      <w:r>
-        <w:rPr>
-          <w:rtl w:val="0"/>
-        </w:rPr>
-        <w:t xml:space="preserve">Paramachethanamu pravahinchina naa (lower1)</w:t>
-      </w:r>
-    </w:p>
-    <w:p>
-      <w:pPr>
-        <w:rPr/>
-      </w:pPr>
-      <w:r>
-        <w:rPr>
-          <w:rFonts w:ascii="Gautami" w:cs="Gautami" w:eastAsia="Gautami" w:hAnsi="Gautami"/>
-          <w:rtl w:val="0"/>
-        </w:rPr>
-        <w:t xml:space="preserve">చక్రనాడులే పులకించెనుగా</w:t>
-      </w:r>
-      <w:r>
-        <w:rPr>
-          <w:rtl w:val="0"/>
-        </w:rPr>
-      </w:r>
-    </w:p>
-    <w:p>
-      <w:pPr>
-        <w:rPr/>
-      </w:pPr>
-      <w:r>
-        <w:rPr>
-          <w:rtl w:val="0"/>
-        </w:rPr>
-        <w:t xml:space="preserve">Chakranaadule pulakinchenuga (lower1)     </w:t>
-      </w:r>
-    </w:p>
-    <w:p>
-      <w:pPr>
-        <w:rPr/>
-      </w:pPr>
-      <w:r>
-        <w:rPr>
-          <w:rFonts w:ascii="Gautami" w:cs="Gautami" w:eastAsia="Gautami" w:hAnsi="Gautami"/>
-          <w:rtl w:val="0"/>
-        </w:rPr>
-        <w:t xml:space="preserve">ఆత్మజ్ఞానినై దోషిని గాను</w:t>
-      </w:r>
-      <w:r>
-        <w:rPr>
-          <w:rtl w:val="0"/>
-        </w:rPr>
-      </w:r>
-    </w:p>
-    <w:p>
-      <w:pPr>
-        <w:rPr/>
-      </w:pPr>
-      <w:r>
-        <w:rPr>
-          <w:rtl w:val="0"/>
-        </w:rPr>
-        <w:t xml:space="preserve">Atmagnaninai Doshini Gaanu (lower2)</w:t>
-      </w:r>
-    </w:p>
-    <w:p>
-      <w:pPr>
-        <w:rPr/>
-      </w:pPr>
-      <w:r>
-        <w:rPr>
-          <w:rFonts w:ascii="Gautami" w:cs="Gautami" w:eastAsia="Gautami" w:hAnsi="Gautami"/>
-          <w:rtl w:val="0"/>
-        </w:rPr>
-        <w:t xml:space="preserve">కానే కాను దోషిని గాను</w:t>
-      </w:r>
-      <w:r>
-        <w:rPr>
-          <w:rtl w:val="0"/>
-        </w:rPr>
-      </w:r>
-    </w:p>
-    <w:p>
-      <w:pPr>
-        <w:rPr/>
-      </w:pPr>
-      <w:r>
-        <w:rPr>
-          <w:rtl w:val="0"/>
-        </w:rPr>
-        <w:t xml:space="preserve">Kaane kaanu Doshini gaanu (lower1)</w:t>
-      </w:r>
-    </w:p>
-    <w:p>
-      <w:pPr>
-        <w:rPr/>
-      </w:pPr>
-      <w:r>
-        <w:rPr>
-          <w:rFonts w:ascii="Gautami" w:cs="Gautami" w:eastAsia="Gautami" w:hAnsi="Gautami"/>
-          <w:rtl w:val="0"/>
-        </w:rPr>
-        <w:t xml:space="preserve">ఆత్మజ్ఞానినై దోషిని గాను</w:t>
-      </w:r>
-      <w:r>
-        <w:rPr>
-          <w:rtl w:val="0"/>
-        </w:rPr>
-      </w:r>
-    </w:p>
-    <w:p>
-      <w:pPr>
-        <w:rPr/>
-      </w:pPr>
-      <w:r>
-        <w:rPr>
-          <w:rtl w:val="0"/>
-        </w:rPr>
-        <w:t xml:space="preserve">Atmagnaninai Doshini gaanu (lower1)</w:t>
-      </w:r>
-    </w:p>
-    <w:p>
-      <w:pPr>
-        <w:rPr/>
-      </w:pPr>
-      <w:r>
-        <w:rPr>
-          <w:rtl w:val="0"/>
-        </w:rPr>
-        <w:t xml:space="preserve">x2</w:t>
-      </w:r>
-    </w:p>
-    <w:p>
-      <w:pPr>
-        <w:rPr/>
-      </w:pPr>
-      <w:r>
-        <w:rPr>
-          <w:rtl w:val="0"/>
-        </w:rPr>
-        <w:t xml:space="preserve">||Sharanu||</w:t>
-      </w:r>
-    </w:p>
-    <w:p>
-      <w:pPr>
-        <w:rPr/>
-      </w:pPr>
-      <w:r>
-        <w:rPr>
-          <w:rtl w:val="0"/>
-        </w:rPr>
-        <w:t xml:space="preserve">(Doshini gaanu slowly —- as gaaaa…. nuuuu….. followed by radha krishna sequence)</w:t>
-      </w:r>
-    </w:p>
-    <w:p>
-      <w:pPr>
-        <w:rPr/>
-      </w:pPr>
-      <w:r>
-        <w:rPr>
-          <w:rtl w:val="0"/>
-        </w:rPr>
-      </w:r>
-    </w:p>
-    <w:p>
-      <w:pPr>
-        <w:rPr/>
-      </w:pPr>
-      <w:r>
-        <w:rPr>
-          <w:rFonts w:ascii="Gautami" w:cs="Gautami" w:eastAsia="Gautami" w:hAnsi="Gautami"/>
-          <w:rtl w:val="0"/>
-        </w:rPr>
-        <w:t xml:space="preserve">వేదమంత్రములు పూజా విధులూ</w:t>
-      </w:r>
-      <w:r>
-        <w:rPr>
-          <w:rtl w:val="0"/>
-        </w:rPr>
-      </w:r>
-    </w:p>
-    <w:p>
-      <w:pPr>
-        <w:rPr/>
-      </w:pPr>
-      <w:r>
-        <w:rPr>
-          <w:rtl w:val="0"/>
-        </w:rPr>
-        <w:t xml:space="preserve">Vedamantramulu poojaa vidhuloooo (higher)</w:t>
-      </w:r>
-    </w:p>
-    <w:p>
-      <w:pPr>
-        <w:rPr/>
-      </w:pPr>
-      <w:r>
-        <w:rPr>
-          <w:rFonts w:ascii="Gautami" w:cs="Gautami" w:eastAsia="Gautami" w:hAnsi="Gautami"/>
-          <w:rtl w:val="0"/>
-        </w:rPr>
-        <w:t xml:space="preserve">తెలియనట్టి ఆజ్ఞానికైన మీ</w:t>
-      </w:r>
-      <w:r>
-        <w:rPr>
-          <w:rtl w:val="0"/>
-        </w:rPr>
-      </w:r>
-    </w:p>
-    <w:p>
-      <w:pPr>
-        <w:rPr/>
-      </w:pPr>
-      <w:r>
-        <w:rPr>
-          <w:rtl w:val="0"/>
-        </w:rPr>
-        <w:t xml:space="preserve">Theliyanatti Agnyanikaina Mee (lower2)     </w:t>
-      </w:r>
-    </w:p>
-    <w:p>
-      <w:pPr>
-        <w:rPr/>
-      </w:pPr>
-      <w:r>
-        <w:rPr>
-          <w:rFonts w:ascii="Gautami" w:cs="Gautami" w:eastAsia="Gautami" w:hAnsi="Gautami"/>
-          <w:rtl w:val="0"/>
-        </w:rPr>
-        <w:t xml:space="preserve">మధురవచనములు మందహాసములు</w:t>
-      </w:r>
-      <w:r>
-        <w:rPr>
-          <w:rtl w:val="0"/>
-        </w:rPr>
-      </w:r>
-    </w:p>
-    <w:p>
-      <w:pPr>
-        <w:rPr/>
-      </w:pPr>
-      <w:r>
-        <w:rPr>
-          <w:rtl w:val="0"/>
-        </w:rPr>
-        <w:t xml:space="preserve">Madhuravacahanamulu Mandahaasamulu (higher)</w:t>
-      </w:r>
-    </w:p>
-    <w:p>
-      <w:pPr>
-        <w:rPr/>
-      </w:pPr>
-      <w:r>
-        <w:rPr>
-          <w:rFonts w:ascii="Gautami" w:cs="Gautami" w:eastAsia="Gautami" w:hAnsi="Gautami"/>
-          <w:rtl w:val="0"/>
-        </w:rPr>
-        <w:t xml:space="preserve">గాంచి మదికి పరవశమే రాదా</w:t>
-      </w:r>
-      <w:r>
-        <w:rPr>
-          <w:rtl w:val="0"/>
-        </w:rPr>
-      </w:r>
-    </w:p>
-    <w:p>
-      <w:pPr>
-        <w:rPr/>
-      </w:pPr>
-      <w:r>
-        <w:rPr>
-          <w:rtl w:val="0"/>
-        </w:rPr>
-        <w:t xml:space="preserve">Gaanchi Madiki Paravashame Raadaa (lower1)</w:t>
-      </w:r>
-    </w:p>
-    <w:p>
-      <w:pPr>
-        <w:rPr/>
-      </w:pPr>
-      <w:r>
-        <w:rPr>
-          <w:rtl w:val="0"/>
-        </w:rPr>
-        <w:t xml:space="preserve">x2</w:t>
-      </w:r>
-    </w:p>
-    <w:p>
-      <w:pPr>
-        <w:rPr/>
-      </w:pPr>
-      <w:r>
-        <w:rPr>
-          <w:rtl w:val="0"/>
-        </w:rPr>
-        <w:t xml:space="preserve">||Sharanu||     </w:t>
-      </w:r>
-    </w:p>
-    <w:p>
-      <w:pPr>
-        <w:rPr/>
-      </w:pPr>
-      <w:r>
-        <w:rPr>
-          <w:rFonts w:ascii="Gautami" w:cs="Gautami" w:eastAsia="Gautami" w:hAnsi="Gautami"/>
-          <w:rtl w:val="0"/>
-        </w:rPr>
         <w:t xml:space="preserve">అభయమీయు మా నిర్మల మాతా</w:t>
       </w:r>
       <w:r>
@@ -1400,7 +1233,7 @@
           <w:bCs w:val="1"/>
           <w:rtl w:val="0"/>
         </w:rPr>
-        <w:t xml:space="preserve">Song can be interwoven with flute .. raag jayjaywanti notes.. and at the end can sing+flute radha krishna ..</w:t>
+        <w:t xml:space="preserve">Song can be interwoven with flute .. raag jayjaywanti notes.. after pallavi .. and at the end before pallavi can sing+flute radha krishna ..</w:t>
       </w:r>
     </w:p>
     <w:p>
